--- a/STROBE_checklist.docx
+++ b/STROBE_checklist.docx
@@ -28,7 +28,7 @@
         <w:rPr>
           <w:i/>
         </w:rPr>
-        <w:t>Why Children Return to Theater After a Ladd Procedure: The Cause of Early Unplanned Reoperation Differs by Age, and by Surgical Approach in Neonates</w:t>
+        <w:t>Early Unplanned Reoperation After Laparoscopic Versus Open Ladd Procedure: Adjudicated Cause and Mechanism in 450 Children</w:t>
       </w:r>
     </w:p>
     <w:p>
@@ -61,9 +61,9 @@
         </w:tblBorders>
       </w:tblPr>
       <w:tblGrid>
-        <w:gridCol w:w="978"/>
-        <w:gridCol w:w="3040"/>
-        <w:gridCol w:w="8222"/>
+        <w:gridCol w:w="973"/>
+        <w:gridCol w:w="2980"/>
+        <w:gridCol w:w="8287"/>
       </w:tblGrid>
       <w:tr>
         <w:trPr>
@@ -71,7 +71,7 @@
         </w:trPr>
         <w:tc>
           <w:tcPr>
-            <w:tcW w:type="dxa" w:w="978"/>
+            <w:tcW w:type="dxa" w:w="973"/>
             <w:tcBorders>
               <w:top w:val="single" w:sz="12" w:space="0" w:color="000000"/>
               <w:left w:val="nil" w:sz="4" w:space="0" w:color="000000"/>
@@ -102,7 +102,7 @@
         </w:tc>
         <w:tc>
           <w:tcPr>
-            <w:tcW w:type="dxa" w:w="3040"/>
+            <w:tcW w:type="dxa" w:w="2980"/>
             <w:tcBorders>
               <w:top w:val="single" w:sz="12" w:space="0" w:color="000000"/>
               <w:left w:val="nil" w:sz="4" w:space="0" w:color="000000"/>
@@ -133,7 +133,7 @@
         </w:tc>
         <w:tc>
           <w:tcPr>
-            <w:tcW w:type="dxa" w:w="8222"/>
+            <w:tcW w:type="dxa" w:w="8287"/>
             <w:tcBorders>
               <w:top w:val="single" w:sz="12" w:space="0" w:color="000000"/>
               <w:left w:val="nil" w:sz="4" w:space="0" w:color="000000"/>
@@ -166,7 +166,7 @@
       <w:tr>
         <w:tc>
           <w:tcPr>
-            <w:tcW w:type="dxa" w:w="978"/>
+            <w:tcW w:type="dxa" w:w="973"/>
             <w:tcBorders>
               <w:top w:val="nil" w:sz="4" w:space="0" w:color="000000"/>
               <w:left w:val="nil" w:sz="4" w:space="0" w:color="000000"/>
@@ -196,7 +196,7 @@
         </w:tc>
         <w:tc>
           <w:tcPr>
-            <w:tcW w:type="dxa" w:w="3040"/>
+            <w:tcW w:type="dxa" w:w="2980"/>
             <w:tcBorders>
               <w:top w:val="nil" w:sz="4" w:space="0" w:color="000000"/>
               <w:left w:val="nil" w:sz="4" w:space="0" w:color="000000"/>
@@ -219,7 +219,7 @@
         </w:tc>
         <w:tc>
           <w:tcPr>
-            <w:tcW w:type="dxa" w:w="8222"/>
+            <w:tcW w:type="dxa" w:w="8287"/>
             <w:tcBorders>
               <w:top w:val="nil" w:sz="4" w:space="0" w:color="000000"/>
               <w:left w:val="nil" w:sz="4" w:space="0" w:color="000000"/>
@@ -244,7 +244,7 @@
       <w:tr>
         <w:tc>
           <w:tcPr>
-            <w:tcW w:type="dxa" w:w="978"/>
+            <w:tcW w:type="dxa" w:w="973"/>
             <w:tcBorders>
               <w:top w:val="nil" w:sz="4" w:space="0" w:color="000000"/>
               <w:left w:val="nil" w:sz="4" w:space="0" w:color="000000"/>
@@ -273,7 +273,7 @@
         </w:tc>
         <w:tc>
           <w:tcPr>
-            <w:tcW w:type="dxa" w:w="3040"/>
+            <w:tcW w:type="dxa" w:w="2980"/>
             <w:tcBorders>
               <w:top w:val="nil" w:sz="4" w:space="0" w:color="000000"/>
               <w:left w:val="nil" w:sz="4" w:space="0" w:color="000000"/>
@@ -302,7 +302,7 @@
         </w:tc>
         <w:tc>
           <w:tcPr>
-            <w:tcW w:type="dxa" w:w="8222"/>
+            <w:tcW w:type="dxa" w:w="8287"/>
             <w:tcBorders>
               <w:top w:val="nil" w:sz="4" w:space="0" w:color="000000"/>
               <w:left w:val="nil" w:sz="4" w:space="0" w:color="000000"/>
@@ -332,7 +332,7 @@
               <w:rPr>
                 <w:sz w:val="18"/>
               </w:rPr>
-              <w:t xml:space="preserve"> ("Type of Study: Retrospective comparative study"); </w:t>
+              <w:t xml:space="preserve"> ("Article type: Observational study (retrospective cohort study)"); </w:t>
             </w:r>
             <w:r>
               <w:rPr>
@@ -345,7 +345,7 @@
               <w:rPr>
                 <w:sz w:val="18"/>
               </w:rPr>
-              <w:t xml:space="preserve"> ("Retrospective single-center cohort of 450 children…")</w:t>
+              <w:t xml:space="preserve"> ("Single-center retrospective cohort of 450 children…")</w:t>
             </w:r>
           </w:p>
         </w:tc>
@@ -353,7 +353,7 @@
       <w:tr>
         <w:tc>
           <w:tcPr>
-            <w:tcW w:type="dxa" w:w="978"/>
+            <w:tcW w:type="dxa" w:w="973"/>
             <w:tcBorders>
               <w:top w:val="nil" w:sz="4" w:space="0" w:color="000000"/>
               <w:left w:val="nil" w:sz="4" w:space="0" w:color="000000"/>
@@ -382,7 +382,7 @@
         </w:tc>
         <w:tc>
           <w:tcPr>
-            <w:tcW w:type="dxa" w:w="3040"/>
+            <w:tcW w:type="dxa" w:w="2980"/>
             <w:tcBorders>
               <w:top w:val="nil" w:sz="4" w:space="0" w:color="000000"/>
               <w:left w:val="nil" w:sz="4" w:space="0" w:color="000000"/>
@@ -411,7 +411,7 @@
         </w:tc>
         <w:tc>
           <w:tcPr>
-            <w:tcW w:type="dxa" w:w="8222"/>
+            <w:tcW w:type="dxa" w:w="8287"/>
             <w:tcBorders>
               <w:top w:val="nil" w:sz="4" w:space="0" w:color="000000"/>
               <w:left w:val="nil" w:sz="4" w:space="0" w:color="000000"/>
@@ -441,7 +441,7 @@
               <w:rPr>
                 <w:sz w:val="18"/>
               </w:rPr>
-              <w:t xml:space="preserve"> (244 words). The null primary comparison is stated before the cause-specific findings; the age stratification is labelled </w:t>
+              <w:t xml:space="preserve"> (250 words). Cause-specific and mechanism findings are given first, the null overall comparison last; the age stratification is labelled </w:t>
             </w:r>
             <w:r>
               <w:rPr>
@@ -454,7 +454,7 @@
               <w:rPr>
                 <w:sz w:val="18"/>
               </w:rPr>
-              <w:t>; every adjusted interval is reported as including 1</w:t>
+              <w:t>; the odds ratio is explicitly flagged as not estimable rather than omitted</w:t>
             </w:r>
           </w:p>
         </w:tc>
@@ -462,7 +462,7 @@
       <w:tr>
         <w:tc>
           <w:tcPr>
-            <w:tcW w:type="dxa" w:w="978"/>
+            <w:tcW w:type="dxa" w:w="973"/>
             <w:tcBorders>
               <w:top w:val="nil" w:sz="4" w:space="0" w:color="000000"/>
               <w:left w:val="nil" w:sz="4" w:space="0" w:color="000000"/>
@@ -492,7 +492,7 @@
         </w:tc>
         <w:tc>
           <w:tcPr>
-            <w:tcW w:type="dxa" w:w="3040"/>
+            <w:tcW w:type="dxa" w:w="2980"/>
             <w:tcBorders>
               <w:top w:val="nil" w:sz="4" w:space="0" w:color="000000"/>
               <w:left w:val="nil" w:sz="4" w:space="0" w:color="000000"/>
@@ -515,7 +515,7 @@
         </w:tc>
         <w:tc>
           <w:tcPr>
-            <w:tcW w:type="dxa" w:w="8222"/>
+            <w:tcW w:type="dxa" w:w="8287"/>
             <w:tcBorders>
               <w:top w:val="nil" w:sz="4" w:space="0" w:color="000000"/>
               <w:left w:val="nil" w:sz="4" w:space="0" w:color="000000"/>
@@ -540,7 +540,7 @@
       <w:tr>
         <w:tc>
           <w:tcPr>
-            <w:tcW w:type="dxa" w:w="978"/>
+            <w:tcW w:type="dxa" w:w="973"/>
             <w:tcBorders>
               <w:top w:val="nil" w:sz="4" w:space="0" w:color="000000"/>
               <w:left w:val="nil" w:sz="4" w:space="0" w:color="000000"/>
@@ -569,7 +569,7 @@
         </w:tc>
         <w:tc>
           <w:tcPr>
-            <w:tcW w:type="dxa" w:w="3040"/>
+            <w:tcW w:type="dxa" w:w="2980"/>
             <w:tcBorders>
               <w:top w:val="nil" w:sz="4" w:space="0" w:color="000000"/>
               <w:left w:val="nil" w:sz="4" w:space="0" w:color="000000"/>
@@ -598,7 +598,7 @@
         </w:tc>
         <w:tc>
           <w:tcPr>
-            <w:tcW w:type="dxa" w:w="8222"/>
+            <w:tcW w:type="dxa" w:w="8287"/>
             <w:tcBorders>
               <w:top w:val="nil" w:sz="4" w:space="0" w:color="000000"/>
               <w:left w:val="nil" w:sz="4" w:space="0" w:color="000000"/>
@@ -636,7 +636,7 @@
       <w:tr>
         <w:tc>
           <w:tcPr>
-            <w:tcW w:type="dxa" w:w="978"/>
+            <w:tcW w:type="dxa" w:w="973"/>
             <w:tcBorders>
               <w:top w:val="nil" w:sz="4" w:space="0" w:color="000000"/>
               <w:left w:val="nil" w:sz="4" w:space="0" w:color="000000"/>
@@ -665,7 +665,7 @@
         </w:tc>
         <w:tc>
           <w:tcPr>
-            <w:tcW w:type="dxa" w:w="3040"/>
+            <w:tcW w:type="dxa" w:w="2980"/>
             <w:tcBorders>
               <w:top w:val="nil" w:sz="4" w:space="0" w:color="000000"/>
               <w:left w:val="nil" w:sz="4" w:space="0" w:color="000000"/>
@@ -694,7 +694,7 @@
         </w:tc>
         <w:tc>
           <w:tcPr>
-            <w:tcW w:type="dxa" w:w="8222"/>
+            <w:tcW w:type="dxa" w:w="8287"/>
             <w:tcBorders>
               <w:top w:val="nil" w:sz="4" w:space="0" w:color="000000"/>
               <w:left w:val="nil" w:sz="4" w:space="0" w:color="000000"/>
@@ -739,7 +739,7 @@
       <w:tr>
         <w:tc>
           <w:tcPr>
-            <w:tcW w:type="dxa" w:w="978"/>
+            <w:tcW w:type="dxa" w:w="973"/>
             <w:tcBorders>
               <w:top w:val="nil" w:sz="4" w:space="0" w:color="000000"/>
               <w:left w:val="nil" w:sz="4" w:space="0" w:color="000000"/>
@@ -769,7 +769,7 @@
         </w:tc>
         <w:tc>
           <w:tcPr>
-            <w:tcW w:type="dxa" w:w="3040"/>
+            <w:tcW w:type="dxa" w:w="2980"/>
             <w:tcBorders>
               <w:top w:val="nil" w:sz="4" w:space="0" w:color="000000"/>
               <w:left w:val="nil" w:sz="4" w:space="0" w:color="000000"/>
@@ -792,7 +792,7 @@
         </w:tc>
         <w:tc>
           <w:tcPr>
-            <w:tcW w:type="dxa" w:w="8222"/>
+            <w:tcW w:type="dxa" w:w="8287"/>
             <w:tcBorders>
               <w:top w:val="nil" w:sz="4" w:space="0" w:color="000000"/>
               <w:left w:val="nil" w:sz="4" w:space="0" w:color="000000"/>
@@ -817,7 +817,7 @@
       <w:tr>
         <w:tc>
           <w:tcPr>
-            <w:tcW w:type="dxa" w:w="978"/>
+            <w:tcW w:type="dxa" w:w="973"/>
             <w:tcBorders>
               <w:top w:val="nil" w:sz="4" w:space="0" w:color="000000"/>
               <w:left w:val="nil" w:sz="4" w:space="0" w:color="000000"/>
@@ -846,7 +846,7 @@
         </w:tc>
         <w:tc>
           <w:tcPr>
-            <w:tcW w:type="dxa" w:w="3040"/>
+            <w:tcW w:type="dxa" w:w="2980"/>
             <w:tcBorders>
               <w:top w:val="nil" w:sz="4" w:space="0" w:color="000000"/>
               <w:left w:val="nil" w:sz="4" w:space="0" w:color="000000"/>
@@ -875,7 +875,7 @@
         </w:tc>
         <w:tc>
           <w:tcPr>
-            <w:tcW w:type="dxa" w:w="8222"/>
+            <w:tcW w:type="dxa" w:w="8287"/>
             <w:tcBorders>
               <w:top w:val="nil" w:sz="4" w:space="0" w:color="000000"/>
               <w:left w:val="nil" w:sz="4" w:space="0" w:color="000000"/>
@@ -907,7 +907,7 @@
       <w:tr>
         <w:tc>
           <w:tcPr>
-            <w:tcW w:type="dxa" w:w="978"/>
+            <w:tcW w:type="dxa" w:w="973"/>
             <w:tcBorders>
               <w:top w:val="nil" w:sz="4" w:space="0" w:color="000000"/>
               <w:left w:val="nil" w:sz="4" w:space="0" w:color="000000"/>
@@ -936,7 +936,7 @@
         </w:tc>
         <w:tc>
           <w:tcPr>
-            <w:tcW w:type="dxa" w:w="3040"/>
+            <w:tcW w:type="dxa" w:w="2980"/>
             <w:tcBorders>
               <w:top w:val="nil" w:sz="4" w:space="0" w:color="000000"/>
               <w:left w:val="nil" w:sz="4" w:space="0" w:color="000000"/>
@@ -965,7 +965,7 @@
         </w:tc>
         <w:tc>
           <w:tcPr>
-            <w:tcW w:type="dxa" w:w="8222"/>
+            <w:tcW w:type="dxa" w:w="8287"/>
             <w:tcBorders>
               <w:top w:val="nil" w:sz="4" w:space="0" w:color="000000"/>
               <w:left w:val="nil" w:sz="4" w:space="0" w:color="000000"/>
@@ -1016,7 +1016,7 @@
       <w:tr>
         <w:tc>
           <w:tcPr>
-            <w:tcW w:type="dxa" w:w="978"/>
+            <w:tcW w:type="dxa" w:w="973"/>
             <w:tcBorders>
               <w:top w:val="nil" w:sz="4" w:space="0" w:color="000000"/>
               <w:left w:val="nil" w:sz="4" w:space="0" w:color="000000"/>
@@ -1045,7 +1045,7 @@
         </w:tc>
         <w:tc>
           <w:tcPr>
-            <w:tcW w:type="dxa" w:w="3040"/>
+            <w:tcW w:type="dxa" w:w="2980"/>
             <w:tcBorders>
               <w:top w:val="nil" w:sz="4" w:space="0" w:color="000000"/>
               <w:left w:val="nil" w:sz="4" w:space="0" w:color="000000"/>
@@ -1074,7 +1074,7 @@
         </w:tc>
         <w:tc>
           <w:tcPr>
-            <w:tcW w:type="dxa" w:w="8222"/>
+            <w:tcW w:type="dxa" w:w="8287"/>
             <w:tcBorders>
               <w:top w:val="nil" w:sz="4" w:space="0" w:color="000000"/>
               <w:left w:val="nil" w:sz="4" w:space="0" w:color="000000"/>
@@ -1145,7 +1145,7 @@
       <w:tr>
         <w:tc>
           <w:tcPr>
-            <w:tcW w:type="dxa" w:w="978"/>
+            <w:tcW w:type="dxa" w:w="973"/>
             <w:tcBorders>
               <w:top w:val="nil" w:sz="4" w:space="0" w:color="000000"/>
               <w:left w:val="nil" w:sz="4" w:space="0" w:color="000000"/>
@@ -1174,7 +1174,7 @@
         </w:tc>
         <w:tc>
           <w:tcPr>
-            <w:tcW w:type="dxa" w:w="3040"/>
+            <w:tcW w:type="dxa" w:w="2980"/>
             <w:tcBorders>
               <w:top w:val="nil" w:sz="4" w:space="0" w:color="000000"/>
               <w:left w:val="nil" w:sz="4" w:space="0" w:color="000000"/>
@@ -1203,7 +1203,7 @@
         </w:tc>
         <w:tc>
           <w:tcPr>
-            <w:tcW w:type="dxa" w:w="8222"/>
+            <w:tcW w:type="dxa" w:w="8287"/>
             <w:tcBorders>
               <w:top w:val="nil" w:sz="4" w:space="0" w:color="000000"/>
               <w:left w:val="nil" w:sz="4" w:space="0" w:color="000000"/>
@@ -1234,7 +1234,7 @@
       <w:tr>
         <w:tc>
           <w:tcPr>
-            <w:tcW w:type="dxa" w:w="978"/>
+            <w:tcW w:type="dxa" w:w="973"/>
             <w:tcBorders>
               <w:top w:val="nil" w:sz="4" w:space="0" w:color="000000"/>
               <w:left w:val="nil" w:sz="4" w:space="0" w:color="000000"/>
@@ -1263,7 +1263,7 @@
         </w:tc>
         <w:tc>
           <w:tcPr>
-            <w:tcW w:type="dxa" w:w="3040"/>
+            <w:tcW w:type="dxa" w:w="2980"/>
             <w:tcBorders>
               <w:top w:val="nil" w:sz="4" w:space="0" w:color="000000"/>
               <w:left w:val="nil" w:sz="4" w:space="0" w:color="000000"/>
@@ -1292,7 +1292,7 @@
         </w:tc>
         <w:tc>
           <w:tcPr>
-            <w:tcW w:type="dxa" w:w="8222"/>
+            <w:tcW w:type="dxa" w:w="8287"/>
             <w:tcBorders>
               <w:top w:val="nil" w:sz="4" w:space="0" w:color="000000"/>
               <w:left w:val="nil" w:sz="4" w:space="0" w:color="000000"/>
@@ -1356,7 +1356,7 @@
       <w:tr>
         <w:tc>
           <w:tcPr>
-            <w:tcW w:type="dxa" w:w="978"/>
+            <w:tcW w:type="dxa" w:w="973"/>
             <w:tcBorders>
               <w:top w:val="nil" w:sz="4" w:space="0" w:color="000000"/>
               <w:left w:val="nil" w:sz="4" w:space="0" w:color="000000"/>
@@ -1385,7 +1385,7 @@
         </w:tc>
         <w:tc>
           <w:tcPr>
-            <w:tcW w:type="dxa" w:w="3040"/>
+            <w:tcW w:type="dxa" w:w="2980"/>
             <w:tcBorders>
               <w:top w:val="nil" w:sz="4" w:space="0" w:color="000000"/>
               <w:left w:val="nil" w:sz="4" w:space="0" w:color="000000"/>
@@ -1414,7 +1414,7 @@
         </w:tc>
         <w:tc>
           <w:tcPr>
-            <w:tcW w:type="dxa" w:w="8222"/>
+            <w:tcW w:type="dxa" w:w="8287"/>
             <w:tcBorders>
               <w:top w:val="nil" w:sz="4" w:space="0" w:color="000000"/>
               <w:left w:val="nil" w:sz="4" w:space="0" w:color="000000"/>
@@ -1465,7 +1465,7 @@
       <w:tr>
         <w:tc>
           <w:tcPr>
-            <w:tcW w:type="dxa" w:w="978"/>
+            <w:tcW w:type="dxa" w:w="973"/>
             <w:tcBorders>
               <w:top w:val="nil" w:sz="4" w:space="0" w:color="000000"/>
               <w:left w:val="nil" w:sz="4" w:space="0" w:color="000000"/>
@@ -1494,7 +1494,7 @@
         </w:tc>
         <w:tc>
           <w:tcPr>
-            <w:tcW w:type="dxa" w:w="3040"/>
+            <w:tcW w:type="dxa" w:w="2980"/>
             <w:tcBorders>
               <w:top w:val="nil" w:sz="4" w:space="0" w:color="000000"/>
               <w:left w:val="nil" w:sz="4" w:space="0" w:color="000000"/>
@@ -1523,7 +1523,7 @@
         </w:tc>
         <w:tc>
           <w:tcPr>
-            <w:tcW w:type="dxa" w:w="8222"/>
+            <w:tcW w:type="dxa" w:w="8287"/>
             <w:tcBorders>
               <w:top w:val="nil" w:sz="4" w:space="0" w:color="000000"/>
               <w:left w:val="nil" w:sz="4" w:space="0" w:color="000000"/>
@@ -1581,7 +1581,7 @@
       <w:tr>
         <w:tc>
           <w:tcPr>
-            <w:tcW w:type="dxa" w:w="978"/>
+            <w:tcW w:type="dxa" w:w="973"/>
             <w:tcBorders>
               <w:top w:val="nil" w:sz="4" w:space="0" w:color="000000"/>
               <w:left w:val="nil" w:sz="4" w:space="0" w:color="000000"/>
@@ -1610,7 +1610,7 @@
         </w:tc>
         <w:tc>
           <w:tcPr>
-            <w:tcW w:type="dxa" w:w="3040"/>
+            <w:tcW w:type="dxa" w:w="2980"/>
             <w:tcBorders>
               <w:top w:val="nil" w:sz="4" w:space="0" w:color="000000"/>
               <w:left w:val="nil" w:sz="4" w:space="0" w:color="000000"/>
@@ -1639,7 +1639,7 @@
         </w:tc>
         <w:tc>
           <w:tcPr>
-            <w:tcW w:type="dxa" w:w="8222"/>
+            <w:tcW w:type="dxa" w:w="8287"/>
             <w:tcBorders>
               <w:top w:val="nil" w:sz="4" w:space="0" w:color="000000"/>
               <w:left w:val="nil" w:sz="4" w:space="0" w:color="000000"/>
@@ -1716,7 +1716,7 @@
       <w:tr>
         <w:tc>
           <w:tcPr>
-            <w:tcW w:type="dxa" w:w="978"/>
+            <w:tcW w:type="dxa" w:w="973"/>
             <w:tcBorders>
               <w:top w:val="nil" w:sz="4" w:space="0" w:color="000000"/>
               <w:left w:val="nil" w:sz="4" w:space="0" w:color="000000"/>
@@ -1745,7 +1745,7 @@
         </w:tc>
         <w:tc>
           <w:tcPr>
-            <w:tcW w:type="dxa" w:w="3040"/>
+            <w:tcW w:type="dxa" w:w="2980"/>
             <w:tcBorders>
               <w:top w:val="nil" w:sz="4" w:space="0" w:color="000000"/>
               <w:left w:val="nil" w:sz="4" w:space="0" w:color="000000"/>
@@ -1774,7 +1774,7 @@
         </w:tc>
         <w:tc>
           <w:tcPr>
-            <w:tcW w:type="dxa" w:w="8222"/>
+            <w:tcW w:type="dxa" w:w="8287"/>
             <w:tcBorders>
               <w:top w:val="nil" w:sz="4" w:space="0" w:color="000000"/>
               <w:left w:val="nil" w:sz="4" w:space="0" w:color="000000"/>
@@ -1838,7 +1838,7 @@
       <w:tr>
         <w:tc>
           <w:tcPr>
-            <w:tcW w:type="dxa" w:w="978"/>
+            <w:tcW w:type="dxa" w:w="973"/>
             <w:tcBorders>
               <w:top w:val="nil" w:sz="4" w:space="0" w:color="000000"/>
               <w:left w:val="nil" w:sz="4" w:space="0" w:color="000000"/>
@@ -1867,7 +1867,7 @@
         </w:tc>
         <w:tc>
           <w:tcPr>
-            <w:tcW w:type="dxa" w:w="3040"/>
+            <w:tcW w:type="dxa" w:w="2980"/>
             <w:tcBorders>
               <w:top w:val="nil" w:sz="4" w:space="0" w:color="000000"/>
               <w:left w:val="nil" w:sz="4" w:space="0" w:color="000000"/>
@@ -1896,7 +1896,7 @@
         </w:tc>
         <w:tc>
           <w:tcPr>
-            <w:tcW w:type="dxa" w:w="8222"/>
+            <w:tcW w:type="dxa" w:w="8287"/>
             <w:tcBorders>
               <w:top w:val="nil" w:sz="4" w:space="0" w:color="000000"/>
               <w:left w:val="nil" w:sz="4" w:space="0" w:color="000000"/>
@@ -1934,7 +1934,7 @@
       <w:tr>
         <w:tc>
           <w:tcPr>
-            <w:tcW w:type="dxa" w:w="978"/>
+            <w:tcW w:type="dxa" w:w="973"/>
             <w:tcBorders>
               <w:top w:val="nil" w:sz="4" w:space="0" w:color="000000"/>
               <w:left w:val="nil" w:sz="4" w:space="0" w:color="000000"/>
@@ -1963,7 +1963,7 @@
         </w:tc>
         <w:tc>
           <w:tcPr>
-            <w:tcW w:type="dxa" w:w="3040"/>
+            <w:tcW w:type="dxa" w:w="2980"/>
             <w:tcBorders>
               <w:top w:val="nil" w:sz="4" w:space="0" w:color="000000"/>
               <w:left w:val="nil" w:sz="4" w:space="0" w:color="000000"/>
@@ -1992,7 +1992,7 @@
         </w:tc>
         <w:tc>
           <w:tcPr>
-            <w:tcW w:type="dxa" w:w="8222"/>
+            <w:tcW w:type="dxa" w:w="8287"/>
             <w:tcBorders>
               <w:top w:val="nil" w:sz="4" w:space="0" w:color="000000"/>
               <w:left w:val="nil" w:sz="4" w:space="0" w:color="000000"/>
@@ -2082,7 +2082,7 @@
       <w:tr>
         <w:tc>
           <w:tcPr>
-            <w:tcW w:type="dxa" w:w="978"/>
+            <w:tcW w:type="dxa" w:w="973"/>
             <w:tcBorders>
               <w:top w:val="nil" w:sz="4" w:space="0" w:color="000000"/>
               <w:left w:val="nil" w:sz="4" w:space="0" w:color="000000"/>
@@ -2111,7 +2111,7 @@
         </w:tc>
         <w:tc>
           <w:tcPr>
-            <w:tcW w:type="dxa" w:w="3040"/>
+            <w:tcW w:type="dxa" w:w="2980"/>
             <w:tcBorders>
               <w:top w:val="nil" w:sz="4" w:space="0" w:color="000000"/>
               <w:left w:val="nil" w:sz="4" w:space="0" w:color="000000"/>
@@ -2140,7 +2140,7 @@
         </w:tc>
         <w:tc>
           <w:tcPr>
-            <w:tcW w:type="dxa" w:w="8222"/>
+            <w:tcW w:type="dxa" w:w="8287"/>
             <w:tcBorders>
               <w:top w:val="nil" w:sz="4" w:space="0" w:color="000000"/>
               <w:left w:val="nil" w:sz="4" w:space="0" w:color="000000"/>
@@ -2170,7 +2170,7 @@
               <w:rPr>
                 <w:sz w:val="18"/>
               </w:rPr>
-              <w:t>, final paragraph — sex, age, index date and approach complete for all 450; discharge/pathology text unavailable for 7/450 (1.6%), imputed as anomaly-absent, with the direction of the resulting bias stated</w:t>
+              <w:t>, final paragraph — sex, age, index date and approach complete for all 450; discharge/pathology text unavailable for 6/450 (1.3%), imputed as anomaly-absent, with the direction of the resulting bias stated</w:t>
             </w:r>
           </w:p>
         </w:tc>
@@ -2178,7 +2178,7 @@
       <w:tr>
         <w:tc>
           <w:tcPr>
-            <w:tcW w:type="dxa" w:w="978"/>
+            <w:tcW w:type="dxa" w:w="973"/>
             <w:tcBorders>
               <w:top w:val="nil" w:sz="4" w:space="0" w:color="000000"/>
               <w:left w:val="nil" w:sz="4" w:space="0" w:color="000000"/>
@@ -2207,7 +2207,7 @@
         </w:tc>
         <w:tc>
           <w:tcPr>
-            <w:tcW w:type="dxa" w:w="3040"/>
+            <w:tcW w:type="dxa" w:w="2980"/>
             <w:tcBorders>
               <w:top w:val="nil" w:sz="4" w:space="0" w:color="000000"/>
               <w:left w:val="nil" w:sz="4" w:space="0" w:color="000000"/>
@@ -2236,7 +2236,7 @@
         </w:tc>
         <w:tc>
           <w:tcPr>
-            <w:tcW w:type="dxa" w:w="8222"/>
+            <w:tcW w:type="dxa" w:w="8287"/>
             <w:tcBorders>
               <w:top w:val="nil" w:sz="4" w:space="0" w:color="000000"/>
               <w:left w:val="nil" w:sz="4" w:space="0" w:color="000000"/>
@@ -2300,7 +2300,7 @@
       <w:tr>
         <w:tc>
           <w:tcPr>
-            <w:tcW w:type="dxa" w:w="978"/>
+            <w:tcW w:type="dxa" w:w="973"/>
             <w:tcBorders>
               <w:top w:val="nil" w:sz="4" w:space="0" w:color="000000"/>
               <w:left w:val="nil" w:sz="4" w:space="0" w:color="000000"/>
@@ -2329,7 +2329,7 @@
         </w:tc>
         <w:tc>
           <w:tcPr>
-            <w:tcW w:type="dxa" w:w="3040"/>
+            <w:tcW w:type="dxa" w:w="2980"/>
             <w:tcBorders>
               <w:top w:val="nil" w:sz="4" w:space="0" w:color="000000"/>
               <w:left w:val="nil" w:sz="4" w:space="0" w:color="000000"/>
@@ -2358,7 +2358,7 @@
         </w:tc>
         <w:tc>
           <w:tcPr>
-            <w:tcW w:type="dxa" w:w="8222"/>
+            <w:tcW w:type="dxa" w:w="8287"/>
             <w:tcBorders>
               <w:top w:val="nil" w:sz="4" w:space="0" w:color="000000"/>
               <w:left w:val="nil" w:sz="4" w:space="0" w:color="000000"/>
@@ -2397,13 +2397,32 @@
               </w:rPr>
               <w:t>Table 4</w:t>
             </w:r>
+            <w:r>
+              <w:rPr>
+                <w:sz w:val="18"/>
+              </w:rPr>
+              <w:t xml:space="preserve"> (Gray's test and the E-value are given in the </w:t>
+            </w:r>
+            <w:r>
+              <w:rPr>
+                <w:b/>
+                <w:sz w:val="18"/>
+              </w:rPr>
+              <w:t>Table 3 footnote</w:t>
+            </w:r>
+            <w:r>
+              <w:rPr>
+                <w:sz w:val="18"/>
+              </w:rPr>
+              <w:t>)</w:t>
+            </w:r>
           </w:p>
         </w:tc>
       </w:tr>
       <w:tr>
         <w:tc>
           <w:tcPr>
-            <w:tcW w:type="dxa" w:w="978"/>
+            <w:tcW w:type="dxa" w:w="973"/>
             <w:tcBorders>
               <w:top w:val="nil" w:sz="4" w:space="0" w:color="000000"/>
               <w:left w:val="nil" w:sz="4" w:space="0" w:color="000000"/>
@@ -2433,7 +2452,7 @@
         </w:tc>
         <w:tc>
           <w:tcPr>
-            <w:tcW w:type="dxa" w:w="3040"/>
+            <w:tcW w:type="dxa" w:w="2980"/>
             <w:tcBorders>
               <w:top w:val="nil" w:sz="4" w:space="0" w:color="000000"/>
               <w:left w:val="nil" w:sz="4" w:space="0" w:color="000000"/>
@@ -2456,7 +2475,7 @@
         </w:tc>
         <w:tc>
           <w:tcPr>
-            <w:tcW w:type="dxa" w:w="8222"/>
+            <w:tcW w:type="dxa" w:w="8287"/>
             <w:tcBorders>
               <w:top w:val="nil" w:sz="4" w:space="0" w:color="000000"/>
               <w:left w:val="nil" w:sz="4" w:space="0" w:color="000000"/>
@@ -2481,7 +2500,7 @@
       <w:tr>
         <w:tc>
           <w:tcPr>
-            <w:tcW w:type="dxa" w:w="978"/>
+            <w:tcW w:type="dxa" w:w="973"/>
             <w:tcBorders>
               <w:top w:val="nil" w:sz="4" w:space="0" w:color="000000"/>
               <w:left w:val="nil" w:sz="4" w:space="0" w:color="000000"/>
@@ -2510,7 +2529,7 @@
         </w:tc>
         <w:tc>
           <w:tcPr>
-            <w:tcW w:type="dxa" w:w="3040"/>
+            <w:tcW w:type="dxa" w:w="2980"/>
             <w:tcBorders>
               <w:top w:val="nil" w:sz="4" w:space="0" w:color="000000"/>
               <w:left w:val="nil" w:sz="4" w:space="0" w:color="000000"/>
@@ -2539,7 +2558,7 @@
         </w:tc>
         <w:tc>
           <w:tcPr>
-            <w:tcW w:type="dxa" w:w="8222"/>
+            <w:tcW w:type="dxa" w:w="8287"/>
             <w:tcBorders>
               <w:top w:val="nil" w:sz="4" w:space="0" w:color="000000"/>
               <w:left w:val="nil" w:sz="4" w:space="0" w:color="000000"/>
@@ -2610,7 +2629,7 @@
       <w:tr>
         <w:tc>
           <w:tcPr>
-            <w:tcW w:type="dxa" w:w="978"/>
+            <w:tcW w:type="dxa" w:w="973"/>
             <w:tcBorders>
               <w:top w:val="nil" w:sz="4" w:space="0" w:color="000000"/>
               <w:left w:val="nil" w:sz="4" w:space="0" w:color="000000"/>
@@ -2639,7 +2658,7 @@
         </w:tc>
         <w:tc>
           <w:tcPr>
-            <w:tcW w:type="dxa" w:w="3040"/>
+            <w:tcW w:type="dxa" w:w="2980"/>
             <w:tcBorders>
               <w:top w:val="nil" w:sz="4" w:space="0" w:color="000000"/>
               <w:left w:val="nil" w:sz="4" w:space="0" w:color="000000"/>
@@ -2668,7 +2687,7 @@
         </w:tc>
         <w:tc>
           <w:tcPr>
-            <w:tcW w:type="dxa" w:w="8222"/>
+            <w:tcW w:type="dxa" w:w="8287"/>
             <w:tcBorders>
               <w:top w:val="nil" w:sz="4" w:space="0" w:color="000000"/>
               <w:left w:val="nil" w:sz="4" w:space="0" w:color="000000"/>
@@ -2745,7 +2764,7 @@
       <w:tr>
         <w:tc>
           <w:tcPr>
-            <w:tcW w:type="dxa" w:w="978"/>
+            <w:tcW w:type="dxa" w:w="973"/>
             <w:tcBorders>
               <w:top w:val="nil" w:sz="4" w:space="0" w:color="000000"/>
               <w:left w:val="nil" w:sz="4" w:space="0" w:color="000000"/>
@@ -2774,7 +2793,7 @@
         </w:tc>
         <w:tc>
           <w:tcPr>
-            <w:tcW w:type="dxa" w:w="3040"/>
+            <w:tcW w:type="dxa" w:w="2980"/>
             <w:tcBorders>
               <w:top w:val="nil" w:sz="4" w:space="0" w:color="000000"/>
               <w:left w:val="nil" w:sz="4" w:space="0" w:color="000000"/>
@@ -2803,7 +2822,7 @@
         </w:tc>
         <w:tc>
           <w:tcPr>
-            <w:tcW w:type="dxa" w:w="8222"/>
+            <w:tcW w:type="dxa" w:w="8287"/>
             <w:tcBorders>
               <w:top w:val="nil" w:sz="4" w:space="0" w:color="000000"/>
               <w:left w:val="nil" w:sz="4" w:space="0" w:color="000000"/>
@@ -2835,7 +2854,7 @@
       <w:tr>
         <w:tc>
           <w:tcPr>
-            <w:tcW w:type="dxa" w:w="978"/>
+            <w:tcW w:type="dxa" w:w="973"/>
             <w:tcBorders>
               <w:top w:val="nil" w:sz="4" w:space="0" w:color="000000"/>
               <w:left w:val="nil" w:sz="4" w:space="0" w:color="000000"/>
@@ -2864,7 +2883,7 @@
         </w:tc>
         <w:tc>
           <w:tcPr>
-            <w:tcW w:type="dxa" w:w="3040"/>
+            <w:tcW w:type="dxa" w:w="2980"/>
             <w:tcBorders>
               <w:top w:val="nil" w:sz="4" w:space="0" w:color="000000"/>
               <w:left w:val="nil" w:sz="4" w:space="0" w:color="000000"/>
@@ -2893,7 +2912,7 @@
         </w:tc>
         <w:tc>
           <w:tcPr>
-            <w:tcW w:type="dxa" w:w="8222"/>
+            <w:tcW w:type="dxa" w:w="8287"/>
             <w:tcBorders>
               <w:top w:val="nil" w:sz="4" w:space="0" w:color="000000"/>
               <w:left w:val="nil" w:sz="4" w:space="0" w:color="000000"/>
@@ -2938,7 +2957,7 @@
       <w:tr>
         <w:tc>
           <w:tcPr>
-            <w:tcW w:type="dxa" w:w="978"/>
+            <w:tcW w:type="dxa" w:w="973"/>
             <w:tcBorders>
               <w:top w:val="nil" w:sz="4" w:space="0" w:color="000000"/>
               <w:left w:val="nil" w:sz="4" w:space="0" w:color="000000"/>
@@ -2967,7 +2986,7 @@
         </w:tc>
         <w:tc>
           <w:tcPr>
-            <w:tcW w:type="dxa" w:w="3040"/>
+            <w:tcW w:type="dxa" w:w="2980"/>
             <w:tcBorders>
               <w:top w:val="nil" w:sz="4" w:space="0" w:color="000000"/>
               <w:left w:val="nil" w:sz="4" w:space="0" w:color="000000"/>
@@ -2996,7 +3015,7 @@
         </w:tc>
         <w:tc>
           <w:tcPr>
-            <w:tcW w:type="dxa" w:w="8222"/>
+            <w:tcW w:type="dxa" w:w="8287"/>
             <w:tcBorders>
               <w:top w:val="nil" w:sz="4" w:space="0" w:color="000000"/>
               <w:left w:val="nil" w:sz="4" w:space="0" w:color="000000"/>
@@ -3026,7 +3045,7 @@
               <w:rPr>
                 <w:sz w:val="18"/>
               </w:rPr>
-              <w:t xml:space="preserve">, final paragraph (7/450, 1.6%); </w:t>
+              <w:t xml:space="preserve">, final paragraph (6/450, 1.3%); </w:t>
             </w:r>
             <w:r>
               <w:rPr>
@@ -3041,7 +3060,7 @@
       <w:tr>
         <w:tc>
           <w:tcPr>
-            <w:tcW w:type="dxa" w:w="978"/>
+            <w:tcW w:type="dxa" w:w="973"/>
             <w:tcBorders>
               <w:top w:val="nil" w:sz="4" w:space="0" w:color="000000"/>
               <w:left w:val="nil" w:sz="4" w:space="0" w:color="000000"/>
@@ -3070,7 +3089,7 @@
         </w:tc>
         <w:tc>
           <w:tcPr>
-            <w:tcW w:type="dxa" w:w="3040"/>
+            <w:tcW w:type="dxa" w:w="2980"/>
             <w:tcBorders>
               <w:top w:val="nil" w:sz="4" w:space="0" w:color="000000"/>
               <w:left w:val="nil" w:sz="4" w:space="0" w:color="000000"/>
@@ -3099,7 +3118,7 @@
         </w:tc>
         <w:tc>
           <w:tcPr>
-            <w:tcW w:type="dxa" w:w="8222"/>
+            <w:tcW w:type="dxa" w:w="8287"/>
             <w:tcBorders>
               <w:top w:val="nil" w:sz="4" w:space="0" w:color="000000"/>
               <w:left w:val="nil" w:sz="4" w:space="0" w:color="000000"/>
@@ -3163,7 +3182,7 @@
       <w:tr>
         <w:tc>
           <w:tcPr>
-            <w:tcW w:type="dxa" w:w="978"/>
+            <w:tcW w:type="dxa" w:w="973"/>
             <w:tcBorders>
               <w:top w:val="nil" w:sz="4" w:space="0" w:color="000000"/>
               <w:left w:val="nil" w:sz="4" w:space="0" w:color="000000"/>
@@ -3192,7 +3211,7 @@
         </w:tc>
         <w:tc>
           <w:tcPr>
-            <w:tcW w:type="dxa" w:w="3040"/>
+            <w:tcW w:type="dxa" w:w="2980"/>
             <w:tcBorders>
               <w:top w:val="nil" w:sz="4" w:space="0" w:color="000000"/>
               <w:left w:val="nil" w:sz="4" w:space="0" w:color="000000"/>
@@ -3221,7 +3240,7 @@
         </w:tc>
         <w:tc>
           <w:tcPr>
-            <w:tcW w:type="dxa" w:w="8222"/>
+            <w:tcW w:type="dxa" w:w="8287"/>
             <w:tcBorders>
               <w:top w:val="nil" w:sz="4" w:space="0" w:color="000000"/>
               <w:left w:val="nil" w:sz="4" w:space="0" w:color="000000"/>
@@ -3298,7 +3317,7 @@
       <w:tr>
         <w:tc>
           <w:tcPr>
-            <w:tcW w:type="dxa" w:w="978"/>
+            <w:tcW w:type="dxa" w:w="973"/>
             <w:tcBorders>
               <w:top w:val="nil" w:sz="4" w:space="0" w:color="000000"/>
               <w:left w:val="nil" w:sz="4" w:space="0" w:color="000000"/>
@@ -3327,7 +3346,7 @@
         </w:tc>
         <w:tc>
           <w:tcPr>
-            <w:tcW w:type="dxa" w:w="3040"/>
+            <w:tcW w:type="dxa" w:w="2980"/>
             <w:tcBorders>
               <w:top w:val="nil" w:sz="4" w:space="0" w:color="000000"/>
               <w:left w:val="nil" w:sz="4" w:space="0" w:color="000000"/>
@@ -3356,7 +3375,7 @@
         </w:tc>
         <w:tc>
           <w:tcPr>
-            <w:tcW w:type="dxa" w:w="8222"/>
+            <w:tcW w:type="dxa" w:w="8287"/>
             <w:tcBorders>
               <w:top w:val="nil" w:sz="4" w:space="0" w:color="000000"/>
               <w:left w:val="nil" w:sz="4" w:space="0" w:color="000000"/>
@@ -3433,7 +3452,7 @@
       <w:tr>
         <w:tc>
           <w:tcPr>
-            <w:tcW w:type="dxa" w:w="978"/>
+            <w:tcW w:type="dxa" w:w="973"/>
             <w:tcBorders>
               <w:top w:val="nil" w:sz="4" w:space="0" w:color="000000"/>
               <w:left w:val="nil" w:sz="4" w:space="0" w:color="000000"/>
@@ -3462,7 +3481,7 @@
         </w:tc>
         <w:tc>
           <w:tcPr>
-            <w:tcW w:type="dxa" w:w="3040"/>
+            <w:tcW w:type="dxa" w:w="2980"/>
             <w:tcBorders>
               <w:top w:val="nil" w:sz="4" w:space="0" w:color="000000"/>
               <w:left w:val="nil" w:sz="4" w:space="0" w:color="000000"/>
@@ -3491,7 +3510,7 @@
         </w:tc>
         <w:tc>
           <w:tcPr>
-            <w:tcW w:type="dxa" w:w="8222"/>
+            <w:tcW w:type="dxa" w:w="8287"/>
             <w:tcBorders>
               <w:top w:val="nil" w:sz="4" w:space="0" w:color="000000"/>
               <w:left w:val="nil" w:sz="4" w:space="0" w:color="000000"/>
@@ -3549,7 +3568,7 @@
       <w:tr>
         <w:tc>
           <w:tcPr>
-            <w:tcW w:type="dxa" w:w="978"/>
+            <w:tcW w:type="dxa" w:w="973"/>
             <w:tcBorders>
               <w:top w:val="nil" w:sz="4" w:space="0" w:color="000000"/>
               <w:left w:val="nil" w:sz="4" w:space="0" w:color="000000"/>
@@ -3578,7 +3597,7 @@
         </w:tc>
         <w:tc>
           <w:tcPr>
-            <w:tcW w:type="dxa" w:w="3040"/>
+            <w:tcW w:type="dxa" w:w="2980"/>
             <w:tcBorders>
               <w:top w:val="nil" w:sz="4" w:space="0" w:color="000000"/>
               <w:left w:val="nil" w:sz="4" w:space="0" w:color="000000"/>
@@ -3607,7 +3626,7 @@
         </w:tc>
         <w:tc>
           <w:tcPr>
-            <w:tcW w:type="dxa" w:w="8222"/>
+            <w:tcW w:type="dxa" w:w="8287"/>
             <w:tcBorders>
               <w:top w:val="nil" w:sz="4" w:space="0" w:color="000000"/>
               <w:left w:val="nil" w:sz="4" w:space="0" w:color="000000"/>
@@ -3645,7 +3664,7 @@
       <w:tr>
         <w:tc>
           <w:tcPr>
-            <w:tcW w:type="dxa" w:w="978"/>
+            <w:tcW w:type="dxa" w:w="973"/>
             <w:tcBorders>
               <w:top w:val="nil" w:sz="4" w:space="0" w:color="000000"/>
               <w:left w:val="nil" w:sz="4" w:space="0" w:color="000000"/>
@@ -3674,7 +3693,7 @@
         </w:tc>
         <w:tc>
           <w:tcPr>
-            <w:tcW w:type="dxa" w:w="3040"/>
+            <w:tcW w:type="dxa" w:w="2980"/>
             <w:tcBorders>
               <w:top w:val="nil" w:sz="4" w:space="0" w:color="000000"/>
               <w:left w:val="nil" w:sz="4" w:space="0" w:color="000000"/>
@@ -3703,7 +3722,7 @@
         </w:tc>
         <w:tc>
           <w:tcPr>
-            <w:tcW w:type="dxa" w:w="8222"/>
+            <w:tcW w:type="dxa" w:w="8287"/>
             <w:tcBorders>
               <w:top w:val="nil" w:sz="4" w:space="0" w:color="000000"/>
               <w:left w:val="nil" w:sz="4" w:space="0" w:color="000000"/>
@@ -3800,7 +3819,7 @@
       <w:tr>
         <w:tc>
           <w:tcPr>
-            <w:tcW w:type="dxa" w:w="978"/>
+            <w:tcW w:type="dxa" w:w="973"/>
             <w:tcBorders>
               <w:top w:val="nil" w:sz="4" w:space="0" w:color="000000"/>
               <w:left w:val="nil" w:sz="4" w:space="0" w:color="000000"/>
@@ -3830,7 +3849,7 @@
         </w:tc>
         <w:tc>
           <w:tcPr>
-            <w:tcW w:type="dxa" w:w="3040"/>
+            <w:tcW w:type="dxa" w:w="2980"/>
             <w:tcBorders>
               <w:top w:val="nil" w:sz="4" w:space="0" w:color="000000"/>
               <w:left w:val="nil" w:sz="4" w:space="0" w:color="000000"/>
@@ -3853,7 +3872,7 @@
         </w:tc>
         <w:tc>
           <w:tcPr>
-            <w:tcW w:type="dxa" w:w="8222"/>
+            <w:tcW w:type="dxa" w:w="8287"/>
             <w:tcBorders>
               <w:top w:val="nil" w:sz="4" w:space="0" w:color="000000"/>
               <w:left w:val="nil" w:sz="4" w:space="0" w:color="000000"/>
@@ -3878,7 +3897,7 @@
       <w:tr>
         <w:tc>
           <w:tcPr>
-            <w:tcW w:type="dxa" w:w="978"/>
+            <w:tcW w:type="dxa" w:w="973"/>
             <w:tcBorders>
               <w:top w:val="nil" w:sz="4" w:space="0" w:color="000000"/>
               <w:left w:val="nil" w:sz="4" w:space="0" w:color="000000"/>
@@ -3907,7 +3926,7 @@
         </w:tc>
         <w:tc>
           <w:tcPr>
-            <w:tcW w:type="dxa" w:w="3040"/>
+            <w:tcW w:type="dxa" w:w="2980"/>
             <w:tcBorders>
               <w:top w:val="nil" w:sz="4" w:space="0" w:color="000000"/>
               <w:left w:val="nil" w:sz="4" w:space="0" w:color="000000"/>
@@ -3936,7 +3955,7 @@
         </w:tc>
         <w:tc>
           <w:tcPr>
-            <w:tcW w:type="dxa" w:w="8222"/>
+            <w:tcW w:type="dxa" w:w="8287"/>
             <w:tcBorders>
               <w:top w:val="nil" w:sz="4" w:space="0" w:color="000000"/>
               <w:left w:val="nil" w:sz="4" w:space="0" w:color="000000"/>
@@ -3981,7 +4000,7 @@
       <w:tr>
         <w:tc>
           <w:tcPr>
-            <w:tcW w:type="dxa" w:w="978"/>
+            <w:tcW w:type="dxa" w:w="973"/>
             <w:tcBorders>
               <w:top w:val="nil" w:sz="4" w:space="0" w:color="000000"/>
               <w:left w:val="nil" w:sz="4" w:space="0" w:color="000000"/>
@@ -4010,7 +4029,7 @@
         </w:tc>
         <w:tc>
           <w:tcPr>
-            <w:tcW w:type="dxa" w:w="3040"/>
+            <w:tcW w:type="dxa" w:w="2980"/>
             <w:tcBorders>
               <w:top w:val="nil" w:sz="4" w:space="0" w:color="000000"/>
               <w:left w:val="nil" w:sz="4" w:space="0" w:color="000000"/>
@@ -4039,7 +4058,7 @@
         </w:tc>
         <w:tc>
           <w:tcPr>
-            <w:tcW w:type="dxa" w:w="8222"/>
+            <w:tcW w:type="dxa" w:w="8287"/>
             <w:tcBorders>
               <w:top w:val="nil" w:sz="4" w:space="0" w:color="000000"/>
               <w:left w:val="nil" w:sz="4" w:space="0" w:color="000000"/>
@@ -4063,13 +4082,13 @@
                 <w:b/>
                 <w:sz w:val="18"/>
               </w:rPr>
-              <w:t>§4 Limitations</w:t>
-            </w:r>
-            <w:r>
-              <w:rPr>
-                <w:sz w:val="18"/>
-              </w:rPr>
-              <w:t xml:space="preserve"> (five paragraphs). Direction is given for each: severity confounding runs against the observed neonatal result; imputation of missing anomaly text biases toward the null; misclassification of exposure is non-differential with respect to outcome; the 42-day window makes the ≥1-year rate a lower bound. Magnitude is quantified where possible — the neonatal comparison is not robust to a single unobserved competing event (p 0.010 → 0.053), and an E-value of 2.10 is required of any unmeasured confounder</w:t>
+              <w:t>§4, "Strengths and limitations"</w:t>
+            </w:r>
+            <w:r>
+              <w:rPr>
+                <w:sz w:val="18"/>
+              </w:rPr>
+              <w:t xml:space="preserve"> (one paragraph, addressing each source of bias in turn). Direction is given for each: severity confounding runs against the observed neonatal result; imputation of missing anomaly text biases toward the null; misclassification of exposure is non-differential with respect to outcome; the 42-day window makes the ≥1-year rate a lower bound. Magnitude is quantified where possible — the neonatal comparison is not robust to a single unobserved competing event (p 0.010 → 0.053), and an E-value of 2.10 is required of any unmeasured confounder</w:t>
             </w:r>
           </w:p>
         </w:tc>
@@ -4077,7 +4096,7 @@
       <w:tr>
         <w:tc>
           <w:tcPr>
-            <w:tcW w:type="dxa" w:w="978"/>
+            <w:tcW w:type="dxa" w:w="973"/>
             <w:tcBorders>
               <w:top w:val="nil" w:sz="4" w:space="0" w:color="000000"/>
               <w:left w:val="nil" w:sz="4" w:space="0" w:color="000000"/>
@@ -4106,7 +4125,7 @@
         </w:tc>
         <w:tc>
           <w:tcPr>
-            <w:tcW w:type="dxa" w:w="3040"/>
+            <w:tcW w:type="dxa" w:w="2980"/>
             <w:tcBorders>
               <w:top w:val="nil" w:sz="4" w:space="0" w:color="000000"/>
               <w:left w:val="nil" w:sz="4" w:space="0" w:color="000000"/>
@@ -4135,7 +4154,7 @@
         </w:tc>
         <w:tc>
           <w:tcPr>
-            <w:tcW w:type="dxa" w:w="8222"/>
+            <w:tcW w:type="dxa" w:w="8287"/>
             <w:tcBorders>
               <w:top w:val="nil" w:sz="4" w:space="0" w:color="000000"/>
               <w:left w:val="nil" w:sz="4" w:space="0" w:color="000000"/>
@@ -4173,7 +4192,7 @@
       <w:tr>
         <w:tc>
           <w:tcPr>
-            <w:tcW w:type="dxa" w:w="978"/>
+            <w:tcW w:type="dxa" w:w="973"/>
             <w:tcBorders>
               <w:top w:val="nil" w:sz="4" w:space="0" w:color="000000"/>
               <w:left w:val="nil" w:sz="4" w:space="0" w:color="000000"/>
@@ -4202,7 +4221,7 @@
         </w:tc>
         <w:tc>
           <w:tcPr>
-            <w:tcW w:type="dxa" w:w="3040"/>
+            <w:tcW w:type="dxa" w:w="2980"/>
             <w:tcBorders>
               <w:top w:val="nil" w:sz="4" w:space="0" w:color="000000"/>
               <w:left w:val="nil" w:sz="4" w:space="0" w:color="000000"/>
@@ -4231,7 +4250,7 @@
         </w:tc>
         <w:tc>
           <w:tcPr>
-            <w:tcW w:type="dxa" w:w="8222"/>
+            <w:tcW w:type="dxa" w:w="8287"/>
             <w:tcBorders>
               <w:top w:val="nil" w:sz="4" w:space="0" w:color="000000"/>
               <w:left w:val="nil" w:sz="4" w:space="0" w:color="000000"/>
@@ -4269,7 +4288,7 @@
       <w:tr>
         <w:tc>
           <w:tcPr>
-            <w:tcW w:type="dxa" w:w="978"/>
+            <w:tcW w:type="dxa" w:w="973"/>
             <w:tcBorders>
               <w:top w:val="nil" w:sz="4" w:space="0" w:color="000000"/>
               <w:left w:val="nil" w:sz="4" w:space="0" w:color="000000"/>
@@ -4299,7 +4318,7 @@
         </w:tc>
         <w:tc>
           <w:tcPr>
-            <w:tcW w:type="dxa" w:w="3040"/>
+            <w:tcW w:type="dxa" w:w="2980"/>
             <w:tcBorders>
               <w:top w:val="nil" w:sz="4" w:space="0" w:color="000000"/>
               <w:left w:val="nil" w:sz="4" w:space="0" w:color="000000"/>
@@ -4322,7 +4341,7 @@
         </w:tc>
         <w:tc>
           <w:tcPr>
-            <w:tcW w:type="dxa" w:w="8222"/>
+            <w:tcW w:type="dxa" w:w="8287"/>
             <w:tcBorders>
               <w:top w:val="nil" w:sz="4" w:space="0" w:color="000000"/>
               <w:left w:val="nil" w:sz="4" w:space="0" w:color="000000"/>
@@ -4347,7 +4366,7 @@
       <w:tr>
         <w:tc>
           <w:tcPr>
-            <w:tcW w:type="dxa" w:w="978"/>
+            <w:tcW w:type="dxa" w:w="973"/>
             <w:tcBorders>
               <w:top w:val="nil" w:sz="4" w:space="0" w:color="000000"/>
               <w:left w:val="nil" w:sz="4" w:space="0" w:color="000000"/>
@@ -4376,7 +4395,7 @@
         </w:tc>
         <w:tc>
           <w:tcPr>
-            <w:tcW w:type="dxa" w:w="3040"/>
+            <w:tcW w:type="dxa" w:w="2980"/>
             <w:tcBorders>
               <w:top w:val="nil" w:sz="4" w:space="0" w:color="000000"/>
               <w:left w:val="nil" w:sz="4" w:space="0" w:color="000000"/>
@@ -4405,7 +4424,7 @@
         </w:tc>
         <w:tc>
           <w:tcPr>
-            <w:tcW w:type="dxa" w:w="8222"/>
+            <w:tcW w:type="dxa" w:w="8287"/>
             <w:tcBorders>
               <w:top w:val="nil" w:sz="4" w:space="0" w:color="000000"/>
               <w:left w:val="nil" w:sz="4" w:space="0" w:color="000000"/>
@@ -4429,7 +4448,7 @@
                 <w:b/>
                 <w:sz w:val="18"/>
               </w:rPr>
-              <w:t>Declarations — Funding</w:t>
+              <w:t>Funding</w:t>
             </w:r>
             <w:r>
               <w:rPr>

--- a/STROBE_checklist.docx
+++ b/STROBE_checklist.docx
@@ -441,7 +441,7 @@
               <w:rPr>
                 <w:sz w:val="18"/>
               </w:rPr>
-              <w:t xml:space="preserve"> (250 words). Cause-specific and mechanism findings are given first, the null overall comparison last; the age stratification is labelled </w:t>
+              <w:t xml:space="preserve"> (259 words). Cause-specific and mechanism findings are given first, the null overall comparison last; the age stratification is labelled </w:t>
             </w:r>
             <w:r>
               <w:rPr>

--- a/STROBE_checklist.docx
+++ b/STROBE_checklist.docx
@@ -28,7 +28,7 @@
         <w:rPr>
           <w:i/>
         </w:rPr>
-        <w:t>Early Unplanned Reoperation After Laparoscopic Versus Open Ladd Procedure: Adjudicated Cause and Mechanism in 450 Children</w:t>
+        <w:t>Cause and Operative Mechanism of Early Unplanned Reoperation After Primary Ladd Procedure: A Blinded Adjudication Study of 450 Children</w:t>
       </w:r>
     </w:p>
     <w:p>
@@ -332,7 +332,20 @@
               <w:rPr>
                 <w:sz w:val="18"/>
               </w:rPr>
-              <w:t xml:space="preserve"> ("Article type: Observational study (retrospective cohort study)"); </w:t>
+              <w:t xml:space="preserve"> ("Article type: Original Article (retrospective cohort study)"); </w:t>
+            </w:r>
+            <w:r>
+              <w:rPr>
+                <w:b/>
+                <w:sz w:val="18"/>
+              </w:rPr>
+              <w:t>Title</w:t>
+            </w:r>
+            <w:r>
+              <w:rPr>
+                <w:sz w:val="18"/>
+              </w:rPr>
+              <w:t xml:space="preserve"> ("A Blinded Adjudication Study of 450 Children"); </w:t>
             </w:r>
             <w:r>
               <w:rPr>
@@ -441,7 +454,7 @@
               <w:rPr>
                 <w:sz w:val="18"/>
               </w:rPr>
-              <w:t xml:space="preserve"> (259 words). Cause-specific and mechanism findings are given first, the null overall comparison last; the age stratification is labelled </w:t>
+              <w:t xml:space="preserve"> (194 words; Purpose / Methods / Results / Conclusion). Cause-specific and mechanism findings are given first, the null overall comparison last; the age stratification is labelled </w:t>
             </w:r>
             <w:r>
               <w:rPr>
@@ -4446,6 +4459,19 @@
             <w:r>
               <w:rPr>
                 <w:b/>
+                <w:sz w:val="18"/>
+              </w:rPr>
+              <w:t>Declarations</w:t>
+            </w:r>
+            <w:r>
+              <w:rPr>
+                <w:sz w:val="18"/>
+              </w:rPr>
+              <w:t xml:space="preserve">, </w:t>
+            </w:r>
+            <w:r>
+              <w:rPr>
+                <w:i/>
                 <w:sz w:val="18"/>
               </w:rPr>
               <w:t>Funding</w:t>

--- a/STROBE_checklist.docx
+++ b/STROBE_checklist.docx
@@ -296,7 +296,7 @@
               <w:rPr>
                 <w:sz w:val="18"/>
               </w:rPr>
-              <w:t>Indicate the study's design with a commonly used term in the title or the abstract</w:t>
+              <w:t>Indicate the study’s design with a commonly used term in the title or the abstract</w:t>
             </w:r>
           </w:p>
         </w:tc>
@@ -1008,7 +1008,7 @@
               <w:rPr>
                 <w:sz w:val="18"/>
               </w:rPr>
-              <w:t xml:space="preserve"> (tertiary children's hospital; December 2012 – June 2026; records extracted July 2026); </w:t>
+              <w:t xml:space="preserve"> (tertiary children’s hospital; December 2012 – June 2026; records extracted July 2026); </w:t>
             </w:r>
             <w:r>
               <w:rPr>
@@ -1702,20 +1702,20 @@
                 <w:b/>
                 <w:sz w:val="18"/>
               </w:rPr>
+              <w:t>Table 3 footnote</w:t>
+            </w:r>
+            <w:r>
+              <w:rPr>
+                <w:sz w:val="18"/>
+              </w:rPr>
+              <w:t xml:space="preserve"> (19% to detect an odds ratio of 1.5, 51% for 2.0); the ≥1-year stratum’s power is described qualitatively in the </w:t>
+            </w:r>
+            <w:r>
+              <w:rPr>
+                <w:b/>
+                <w:sz w:val="18"/>
+              </w:rPr>
               <w:t>Table 4 footnote</w:t>
-            </w:r>
-            <w:r>
-              <w:rPr>
-                <w:sz w:val="18"/>
-              </w:rPr>
-              <w:t xml:space="preserve"> (19% to detect an odds ratio of 1.5, 51% for 2.0); the ≥1-year stratum's power is described qualitatively in the </w:t>
-            </w:r>
-            <w:r>
-              <w:rPr>
-                <w:b/>
-                <w:sz w:val="18"/>
-              </w:rPr>
-              <w:t>Table 3 footnote</w:t>
             </w:r>
             <w:r>
               <w:rPr>
@@ -2081,7 +2081,7 @@
                 <w:b/>
                 <w:sz w:val="18"/>
               </w:rPr>
-              <w:t>Table 3</w:t>
+              <w:t>Table 4</w:t>
             </w:r>
             <w:r>
               <w:rPr>
@@ -2401,27 +2401,27 @@
               <w:rPr>
                 <w:sz w:val="18"/>
               </w:rPr>
-              <w:t xml:space="preserve"> — planned staged reoperations counted as outcomes; reverting the fourth-pass eligibility exclusions; intention-to-treat regrouping of conversions; era effect; adjustment for index year; restriction to the consensus-adjudicated subsample; Gray's test with competing events; E-values. Results in </w:t>
+              <w:t xml:space="preserve"> — planned staged reoperations counted as outcomes; reverting the fourth-pass eligibility exclusions; intention-to-treat regrouping of conversions; era effect; adjustment for index year; restriction to the consensus-adjudicated subsample; Gray’s test with competing events; E-values. Results in </w:t>
             </w:r>
             <w:r>
               <w:rPr>
                 <w:b/>
                 <w:sz w:val="18"/>
               </w:rPr>
-              <w:t>Table 4</w:t>
-            </w:r>
-            <w:r>
-              <w:rPr>
-                <w:sz w:val="18"/>
-              </w:rPr>
-              <w:t xml:space="preserve"> (Gray's test and the E-value are given in the </w:t>
+              <w:t>Table 3</w:t>
+            </w:r>
+            <w:r>
+              <w:rPr>
+                <w:sz w:val="18"/>
+              </w:rPr>
+              <w:t xml:space="preserve"> (Gray’s test and the E-value are given in the </w:t>
             </w:r>
             <w:r>
               <w:rPr>
                 <w:b/>
                 <w:sz w:val="18"/>
               </w:rPr>
-              <w:t>Table 3 footnote</w:t>
+              <w:t>Table 4 footnote</w:t>
             </w:r>
             <w:r>
               <w:rPr>
@@ -3451,7 +3451,7 @@
                 <w:b/>
                 <w:sz w:val="18"/>
               </w:rPr>
-              <w:t>Table 4</w:t>
+              <w:t>Table 3</w:t>
             </w:r>
             <w:r>
               <w:rPr>
@@ -3573,7 +3573,7 @@
                 <w:b/>
                 <w:sz w:val="18"/>
               </w:rPr>
-              <w:t>Table 3</w:t>
+              <w:t>Table 4</w:t>
             </w:r>
           </w:p>
         </w:tc>
@@ -3791,7 +3791,7 @@
               <w:rPr>
                 <w:sz w:val="18"/>
               </w:rPr>
-              <w:t xml:space="preserve"> (Mantel–Haenszel, Firth, Gray's test, E-value, era of the technically deficient operations), </w:t>
+              <w:t xml:space="preserve"> (Mantel–Haenszel, Firth, Gray’s test, E-value, era of the technically deficient operations), </w:t>
             </w:r>
             <w:r>
               <w:rPr>
